--- a/Year 1/Технології web-графіки/Звіт_2.docx
+++ b/Year 1/Технології web-графіки/Звіт_2.docx
@@ -3836,7 +3836,7 @@
             <w:szCs w:val="28"/>
             <w:u w:val="single"/>
           </w:rPr>
-          <w:t xml:space="preserve">https://www.figma.com/design/ВСТАВИТИ_ПОСИЛАННЯ</w:t>
+          <w:t xml:space="preserve">https://www.figma.com/design/n4QDfNSvbidIqQN5vTqwrr/Web-graphics-Boichuk-KN-26-1?node-id=0-1</w:t>
         </w:r>
       </w:hyperlink>
     </w:p>
